--- a/data/revised_2026-10_full/tracked/v2/Core_Mathematics/SS2.6_Area_of_a_Part_of_a_Circle/Core_Mathematics_Area_of_a_Part_of_a_Circle_FinalExplanation_TeacherKey_TRACKED.docx
+++ b/data/revised_2026-10_full/tracked/v2/Core_Mathematics/SS2.6_Area_of_a_Part_of_a_Circle/Core_Mathematics_Area_of_a_Part_of_a_Circle_FinalExplanation_TeacherKey_TRACKED.docx
@@ -719,7 +719,7 @@
               </w:rPr>
               <w:t xml:space="preserve">(a) A circular Turkana borehole hatch cover has radius 35 cm. A straight locking bar (a chord) cuts off a segment whose central angle is 110°. Write the formula for the area of a segment and calculate the area of this segment. (b) Two circular irrigation plots on the Laikipia farm have radii r₁ = 42 m and r₂ = 35 m, and their centres are d = 49 m apart. Explain the steps you would follow to find the area they share, including how the central angles are found. Use </w:t>
             </w:r>
-            <w:del w:id="9001" w:author="Claude (AI) - proposed" w:date="2026-10-15T20:14:20Z">
+            <w:del w:id="9001" w:author="Claude (AI) - proposed" w:date="2026-10-18T00:27:48Z">
               <w:r>
                 <w:rPr>
                   <w:rFonts w:ascii="Arial" w:cs="Arial" w:eastAsia="Arial" w:hAnsi="Arial"/>
@@ -734,7 +734,7 @@
                 <w:delText xml:space="preserve">the cosine rule to find the central angle at</w:delText>
               </w:r>
             </w:del>
-            <w:ins w:id="9002" w:author="Claude (AI) - proposed" w:date="2026-10-15T20:14:20Z">
+            <w:ins w:id="9002" w:author="Claude (AI) - proposed" w:date="2026-10-18T00:27:48Z">
               <w:r>
                 <w:rPr>
                   <w:rFonts w:ascii="Arial" w:cs="Arial" w:eastAsia="Arial" w:hAnsi="Arial"/>
@@ -762,7 +762,7 @@
               </w:rPr>
               <w:t xml:space="preserve"> the centre of the circle of radius 42 m</w:t>
             </w:r>
-            <w:ins w:id="9003" w:author="Claude (AI) - proposed" w:date="2026-10-15T20:14:20Z">
+            <w:ins w:id="9003" w:author="Claude (AI) - proposed" w:date="2026-10-18T00:27:48Z">
               <w:r>
                 <w:rPr>
                   <w:rFonts w:ascii="Arial" w:cs="Arial" w:eastAsia="Arial" w:hAnsi="Arial"/>
@@ -790,7 +790,7 @@
               </w:rPr>
               <w:t xml:space="preserve">. (c) The two segment areas are approximately 485.</w:t>
             </w:r>
-            <w:del w:id="9004" w:author="Claude (AI) - proposed" w:date="2026-10-15T20:14:20Z">
+            <w:del w:id="9004" w:author="Claude (AI) - proposed" w:date="2026-10-18T00:27:48Z">
               <w:r>
                 <w:rPr>
                   <w:rFonts w:ascii="Arial" w:cs="Arial" w:eastAsia="Arial" w:hAnsi="Arial"/>
@@ -805,7 +805,7 @@
                 <w:delText xml:space="preserve">8</w:delText>
               </w:r>
             </w:del>
-            <w:ins w:id="9005" w:author="Claude (AI) - proposed" w:date="2026-10-15T20:14:20Z">
+            <w:ins w:id="9005" w:author="Claude (AI) - proposed" w:date="2026-10-18T00:27:48Z">
               <w:r>
                 <w:rPr>
                   <w:rFonts w:ascii="Arial" w:cs="Arial" w:eastAsia="Arial" w:hAnsi="Arial"/>
@@ -833,7 +833,7 @@
               </w:rPr>
               <w:t xml:space="preserve"> m² and 662.</w:t>
             </w:r>
-            <w:del w:id="9006" w:author="Claude (AI) - proposed" w:date="2026-10-15T20:14:20Z">
+            <w:del w:id="9006" w:author="Claude (AI) - proposed" w:date="2026-10-18T00:27:48Z">
               <w:r>
                 <w:rPr>
                   <w:rFonts w:ascii="Arial" w:cs="Arial" w:eastAsia="Arial" w:hAnsi="Arial"/>
@@ -848,7 +848,7 @@
                 <w:delText xml:space="preserve">3</w:delText>
               </w:r>
             </w:del>
-            <w:ins w:id="9007" w:author="Claude (AI) - proposed" w:date="2026-10-15T20:14:20Z">
+            <w:ins w:id="9007" w:author="Claude (AI) - proposed" w:date="2026-10-18T00:27:48Z">
               <w:r>
                 <w:rPr>
                   <w:rFonts w:ascii="Arial" w:cs="Arial" w:eastAsia="Arial" w:hAnsi="Arial"/>
@@ -909,7 +909,7 @@
               </w:rPr>
               <w:t xml:space="preserve">(a) Segment area = sector area − triangle area: A = (θ/360)πr² − ½r²sinθ. With r = 35 cm and θ = 110°: sector = (110/360) × π × 1225 ≈ 1175.9 cm²; triangle = ½ × 1225 × sin110° ≈ 575.6 cm²; segment ≈ 600.3 cm². (b) Draw the chord joining the two intersection points. The lens-shaped common region is made of two segments, one from each circle. For each circle, </w:t>
             </w:r>
-            <w:ins w:id="9008" w:author="Claude (AI) - proposed" w:date="2026-10-15T20:14:20Z">
+            <w:ins w:id="9008" w:author="Claude (AI) - proposed" w:date="2026-10-18T00:27:48Z">
               <w:r>
                 <w:rPr>
                   <w:rFonts w:ascii="Arial" w:cs="Arial" w:eastAsia="Arial" w:hAnsi="Arial"/>
@@ -937,7 +937,7 @@
               </w:rPr>
               <w:t xml:space="preserve">use the cosine </w:t>
             </w:r>
-            <w:del w:id="9009" w:author="Claude (AI) - proposed" w:date="2026-10-15T20:14:20Z">
+            <w:del w:id="9009" w:author="Claude (AI) - proposed" w:date="2026-10-18T00:27:48Z">
               <w:r>
                 <w:rPr>
                   <w:rFonts w:ascii="Arial" w:cs="Arial" w:eastAsia="Arial" w:hAnsi="Arial"/>
@@ -952,7 +952,7 @@
                 <w:delText xml:space="preserve">rule in the triangle formed by the two centres and one intersection point to find</w:delText>
               </w:r>
             </w:del>
-            <w:ins w:id="9010" w:author="Claude (AI) - proposed" w:date="2026-10-15T20:14:20Z">
+            <w:ins w:id="9010" w:author="Claude (AI) - proposed" w:date="2026-10-18T00:27:48Z">
               <w:r>
                 <w:rPr>
                   <w:rFonts w:ascii="Arial" w:cs="Arial" w:eastAsia="Arial" w:hAnsi="Arial"/>
@@ -980,7 +980,7 @@
               </w:rPr>
               <w:t xml:space="preserve"> the half-angle</w:t>
             </w:r>
-            <w:del w:id="9011" w:author="Claude (AI) - proposed" w:date="2026-10-15T20:14:20Z">
+            <w:del w:id="9011" w:author="Claude (AI) - proposed" w:date="2026-10-18T00:27:48Z">
               <w:r>
                 <w:rPr>
                   <w:rFonts w:ascii="Arial" w:cs="Arial" w:eastAsia="Arial" w:hAnsi="Arial"/>
@@ -995,7 +995,7 @@
                 <w:delText xml:space="preserve">, then double it to get</w:delText>
               </w:r>
             </w:del>
-            <w:ins w:id="9012" w:author="Claude (AI) - proposed" w:date="2026-10-15T20:14:20Z">
+            <w:ins w:id="9012" w:author="Claude (AI) - proposed" w:date="2026-10-18T00:27:48Z">
               <w:r>
                 <w:rPr>
                   <w:rFonts w:ascii="Arial" w:cs="Arial" w:eastAsia="Arial" w:hAnsi="Arial"/>
@@ -1023,7 +1023,7 @@
               </w:rPr>
               <w:t xml:space="preserve"> the central angle. Calculate each segment area with the segment formula</w:t>
             </w:r>
-            <w:ins w:id="9013" w:author="Claude (AI) - proposed" w:date="2026-10-15T20:14:20Z">
+            <w:ins w:id="9013" w:author="Claude (AI) - proposed" w:date="2026-10-18T00:27:48Z">
               <w:r>
                 <w:rPr>
                   <w:rFonts w:ascii="Arial" w:cs="Arial" w:eastAsia="Arial" w:hAnsi="Arial"/>
@@ -1051,7 +1051,7 @@
               </w:rPr>
               <w:t xml:space="preserve">, then add the two. For the circle of radius 42 m: </w:t>
             </w:r>
-            <w:del w:id="9014" w:author="Claude (AI) - proposed" w:date="2026-10-15T20:14:20Z">
+            <w:del w:id="9014" w:author="Claude (AI) - proposed" w:date="2026-10-18T00:27:48Z">
               <w:r>
                 <w:rPr>
                   <w:rFonts w:ascii="Arial" w:cs="Arial" w:eastAsia="Arial" w:hAnsi="Arial"/>
@@ -1066,7 +1066,7 @@
                 <w:delText xml:space="preserve">cosα = (r₁² + d² − r₂²)/(2r₁d) = (1764 + 2401 − 1225)/(2 × 42 × 49) = 2940/4116</w:delText>
               </w:r>
             </w:del>
-            <w:ins w:id="9015" w:author="Claude (AI) - proposed" w:date="2026-10-15T20:14:20Z">
+            <w:ins w:id="9015" w:author="Claude (AI) - proposed" w:date="2026-10-18T00:27:48Z">
               <w:r>
                 <w:rPr>
                   <w:rFonts w:ascii="Arial" w:cs="Arial" w:eastAsia="Arial" w:hAnsi="Arial"/>
@@ -1094,7 +1094,7 @@
               </w:rPr>
               <w:t xml:space="preserve"> ≈ 0.7143, so α ≈ 44.4° and the central angle is 2α ≈ 88.8°. (c) Shared area ≈ 485.</w:t>
             </w:r>
-            <w:del w:id="9016" w:author="Claude (AI) - proposed" w:date="2026-10-15T20:14:20Z">
+            <w:del w:id="9016" w:author="Claude (AI) - proposed" w:date="2026-10-18T00:27:48Z">
               <w:r>
                 <w:rPr>
                   <w:rFonts w:ascii="Arial" w:cs="Arial" w:eastAsia="Arial" w:hAnsi="Arial"/>
@@ -1109,7 +1109,7 @@
                 <w:delText xml:space="preserve">8</w:delText>
               </w:r>
             </w:del>
-            <w:ins w:id="9017" w:author="Claude (AI) - proposed" w:date="2026-10-15T20:14:20Z">
+            <w:ins w:id="9017" w:author="Claude (AI) - proposed" w:date="2026-10-18T00:27:48Z">
               <w:r>
                 <w:rPr>
                   <w:rFonts w:ascii="Arial" w:cs="Arial" w:eastAsia="Arial" w:hAnsi="Arial"/>
@@ -1137,7 +1137,7 @@
               </w:rPr>
               <w:t xml:space="preserve"> + 662.</w:t>
             </w:r>
-            <w:del w:id="9018" w:author="Claude (AI) - proposed" w:date="2026-10-15T20:14:20Z">
+            <w:del w:id="9018" w:author="Claude (AI) - proposed" w:date="2026-10-18T00:27:48Z">
               <w:r>
                 <w:rPr>
                   <w:rFonts w:ascii="Arial" w:cs="Arial" w:eastAsia="Arial" w:hAnsi="Arial"/>
@@ -1152,7 +1152,7 @@
                 <w:delText xml:space="preserve">3</w:delText>
               </w:r>
             </w:del>
-            <w:ins w:id="9019" w:author="Claude (AI) - proposed" w:date="2026-10-15T20:14:20Z">
+            <w:ins w:id="9019" w:author="Claude (AI) - proposed" w:date="2026-10-18T00:27:48Z">
               <w:r>
                 <w:rPr>
                   <w:rFonts w:ascii="Arial" w:cs="Arial" w:eastAsia="Arial" w:hAnsi="Arial"/>
@@ -1310,7 +1310,7 @@
               </w:rPr>
               <w:t xml:space="preserve">(a) Annulus (ring between two pipes): A = π(R² − r²). Sector (wedge swept by the pivot): A = (θ/360)πr². Annular sector (wedge-shaped part of a ring): A = (θ/360)π(R² − r²). Segment (region between a chord and its arc): A = (θ/360)πr² − ½r²sinθ. Common region of two intersecting circles (lens): the sum of two segment areas, with </w:t>
             </w:r>
-            <w:ins w:id="9020" w:author="Claude (AI) - proposed" w:date="2026-10-15T20:14:20Z">
+            <w:ins w:id="9020" w:author="Claude (AI) - proposed" w:date="2026-10-18T00:27:48Z">
               <w:r>
                 <w:rPr>
                   <w:rFonts w:ascii="Arial" w:cs="Arial" w:eastAsia="Arial" w:hAnsi="Arial"/>
@@ -1338,7 +1338,7 @@
               </w:rPr>
               <w:t xml:space="preserve">central angles found </w:t>
             </w:r>
-            <w:del w:id="9021" w:author="Claude (AI) - proposed" w:date="2026-10-15T20:14:20Z">
+            <w:del w:id="9021" w:author="Claude (AI) - proposed" w:date="2026-10-18T00:27:48Z">
               <w:r>
                 <w:rPr>
                   <w:rFonts w:ascii="Arial" w:cs="Arial" w:eastAsia="Arial" w:hAnsi="Arial"/>
@@ -1353,7 +1353,7 @@
                 <w:delText xml:space="preserve">using the cosine rule</w:delText>
               </w:r>
             </w:del>
-            <w:ins w:id="9022" w:author="Claude (AI) - proposed" w:date="2026-10-15T20:14:20Z">
+            <w:ins w:id="9022" w:author="Claude (AI) - proposed" w:date="2026-10-18T00:27:48Z">
               <w:r>
                 <w:rPr>
                   <w:rFonts w:ascii="Arial" w:cs="Arial" w:eastAsia="Arial" w:hAnsi="Arial"/>
@@ -1634,7 +1634,7 @@
               <w:spacing w:after="40" w:before="0"/>
               <w:jc w:val="left"/>
             </w:pPr>
-            <w:del w:id="9023" w:author="Claude (AI) - proposed" w:date="2026-10-15T20:14:20Z">
+            <w:del w:id="9023" w:author="Claude (AI) - proposed" w:date="2026-10-18T00:27:48Z">
               <w:r>
                 <w:rPr>
                   <w:rFonts w:ascii="Arial" w:cs="Arial" w:eastAsia="Arial" w:hAnsi="Arial"/>
@@ -1649,7 +1649,7 @@
                 <w:delText xml:space="preserve">Names</w:delText>
               </w:r>
             </w:del>
-            <w:ins w:id="9024" w:author="Claude (AI) - proposed" w:date="2026-10-15T20:14:20Z">
+            <w:ins w:id="9024" w:author="Claude (AI) - proposed" w:date="2026-10-18T00:27:48Z">
               <w:r>
                 <w:rPr>
                   <w:rFonts w:ascii="Arial" w:cs="Arial" w:eastAsia="Arial" w:hAnsi="Arial"/>
@@ -1697,7 +1697,7 @@
               <w:spacing w:after="40" w:before="0"/>
               <w:jc w:val="left"/>
             </w:pPr>
-            <w:del w:id="9025" w:author="Claude (AI) - proposed" w:date="2026-10-15T20:14:20Z">
+            <w:del w:id="9025" w:author="Claude (AI) - proposed" w:date="2026-10-18T00:27:48Z">
               <w:r>
                 <w:rPr>
                   <w:rFonts w:ascii="Arial" w:cs="Arial" w:eastAsia="Arial" w:hAnsi="Arial"/>
@@ -1712,7 +1712,7 @@
                 <w:delText xml:space="preserve">States</w:delText>
               </w:r>
             </w:del>
-            <w:ins w:id="9026" w:author="Claude (AI) - proposed" w:date="2026-10-15T20:14:20Z">
+            <w:ins w:id="9026" w:author="Claude (AI) - proposed" w:date="2026-10-18T00:27:48Z">
               <w:r>
                 <w:rPr>
                   <w:rFonts w:ascii="Arial" w:cs="Arial" w:eastAsia="Arial" w:hAnsi="Arial"/>
@@ -1760,7 +1760,7 @@
               <w:spacing w:after="40" w:before="0"/>
               <w:jc w:val="left"/>
             </w:pPr>
-            <w:del w:id="9027" w:author="Claude (AI) - proposed" w:date="2026-10-15T20:14:20Z">
+            <w:del w:id="9027" w:author="Claude (AI) - proposed" w:date="2026-10-18T00:27:48Z">
               <w:r>
                 <w:rPr>
                   <w:rFonts w:ascii="Arial" w:cs="Arial" w:eastAsia="Arial" w:hAnsi="Arial"/>
@@ -1775,7 +1775,7 @@
                 <w:delText xml:space="preserve">States</w:delText>
               </w:r>
             </w:del>
-            <w:ins w:id="9028" w:author="Claude (AI) - proposed" w:date="2026-10-15T20:14:20Z">
+            <w:ins w:id="9028" w:author="Claude (AI) - proposed" w:date="2026-10-18T00:27:48Z">
               <w:r>
                 <w:rPr>
                   <w:rFonts w:ascii="Arial" w:cs="Arial" w:eastAsia="Arial" w:hAnsi="Arial"/>
@@ -1858,7 +1858,7 @@
               <w:spacing w:after="40" w:before="0"/>
               <w:jc w:val="left"/>
             </w:pPr>
-            <w:del w:id="9029" w:author="Claude (AI) - proposed" w:date="2026-10-15T20:14:20Z">
+            <w:del w:id="9029" w:author="Claude (AI) - proposed" w:date="2026-10-18T00:27:48Z">
               <w:r>
                 <w:rPr>
                   <w:rFonts w:ascii="Arial" w:cs="Arial" w:eastAsia="Arial" w:hAnsi="Arial"/>
@@ -1873,7 +1873,7 @@
                 <w:delText xml:space="preserve">All</w:delText>
               </w:r>
             </w:del>
-            <w:ins w:id="9030" w:author="Claude (AI) - proposed" w:date="2026-10-15T20:14:20Z">
+            <w:ins w:id="9030" w:author="Claude (AI) - proposed" w:date="2026-10-18T00:27:48Z">
               <w:r>
                 <w:rPr>
                   <w:rFonts w:ascii="Arial" w:cs="Arial" w:eastAsia="Arial" w:hAnsi="Arial"/>
@@ -1921,7 +1921,7 @@
               <w:spacing w:after="40" w:before="0"/>
               <w:jc w:val="left"/>
             </w:pPr>
-            <w:del w:id="9031" w:author="Claude (AI) - proposed" w:date="2026-10-15T20:14:20Z">
+            <w:del w:id="9031" w:author="Claude (AI) - proposed" w:date="2026-10-18T00:27:48Z">
               <w:r>
                 <w:rPr>
                   <w:rFonts w:ascii="Arial" w:cs="Arial" w:eastAsia="Arial" w:hAnsi="Arial"/>
@@ -1936,7 +1936,7 @@
                 <w:delText xml:space="preserve">Most</w:delText>
               </w:r>
             </w:del>
-            <w:ins w:id="9032" w:author="Claude (AI) - proposed" w:date="2026-10-15T20:14:20Z">
+            <w:ins w:id="9032" w:author="Claude (AI) - proposed" w:date="2026-10-18T00:27:48Z">
               <w:r>
                 <w:rPr>
                   <w:rFonts w:ascii="Arial" w:cs="Arial" w:eastAsia="Arial" w:hAnsi="Arial"/>
@@ -1984,7 +1984,7 @@
               <w:spacing w:after="40" w:before="0"/>
               <w:jc w:val="left"/>
             </w:pPr>
-            <w:del w:id="9033" w:author="Claude (AI) - proposed" w:date="2026-10-15T20:14:20Z">
+            <w:del w:id="9033" w:author="Claude (AI) - proposed" w:date="2026-10-18T00:27:48Z">
               <w:r>
                 <w:rPr>
                   <w:rFonts w:ascii="Arial" w:cs="Arial" w:eastAsia="Arial" w:hAnsi="Arial"/>
@@ -1999,7 +1999,7 @@
                 <w:delText xml:space="preserve">Several</w:delText>
               </w:r>
             </w:del>
-            <w:ins w:id="9034" w:author="Claude (AI) - proposed" w:date="2026-10-15T20:14:20Z">
+            <w:ins w:id="9034" w:author="Claude (AI) - proposed" w:date="2026-10-18T00:27:48Z">
               <w:r>
                 <w:rPr>
                   <w:rFonts w:ascii="Arial" w:cs="Arial" w:eastAsia="Arial" w:hAnsi="Arial"/>
@@ -2082,7 +2082,7 @@
               <w:spacing w:after="40" w:before="0"/>
               <w:jc w:val="left"/>
             </w:pPr>
-            <w:del w:id="9035" w:author="Claude (AI) - proposed" w:date="2026-10-15T20:14:20Z">
+            <w:del w:id="9035" w:author="Claude (AI) - proposed" w:date="2026-10-18T00:27:48Z">
               <w:r>
                 <w:rPr>
                   <w:rFonts w:ascii="Arial" w:cs="Arial" w:eastAsia="Arial" w:hAnsi="Arial"/>
@@ -2097,7 +2097,7 @@
                 <w:delText xml:space="preserve">Working</w:delText>
               </w:r>
             </w:del>
-            <w:ins w:id="9036" w:author="Claude (AI) - proposed" w:date="2026-10-15T20:14:20Z">
+            <w:ins w:id="9036" w:author="Claude (AI) - proposed" w:date="2026-10-18T00:27:48Z">
               <w:r>
                 <w:rPr>
                   <w:rFonts w:ascii="Arial" w:cs="Arial" w:eastAsia="Arial" w:hAnsi="Arial"/>
@@ -2125,7 +2125,7 @@
               </w:rPr>
               <w:t xml:space="preserve"> is set out clearly step by step, and the </w:t>
             </w:r>
-            <w:del w:id="9037" w:author="Claude (AI) - proposed" w:date="2026-10-15T20:14:20Z">
+            <w:del w:id="9037" w:author="Claude (AI) - proposed" w:date="2026-10-18T00:27:48Z">
               <w:r>
                 <w:rPr>
                   <w:rFonts w:ascii="Arial" w:cs="Arial" w:eastAsia="Arial" w:hAnsi="Arial"/>
@@ -2153,7 +2153,7 @@
               </w:rPr>
               <w:t xml:space="preserve">steps for the lens</w:t>
             </w:r>
-            <w:ins w:id="9038" w:author="Claude (AI) - proposed" w:date="2026-10-15T20:14:20Z">
+            <w:ins w:id="9038" w:author="Claude (AI) - proposed" w:date="2026-10-18T00:27:48Z">
               <w:r>
                 <w:rPr>
                   <w:rFonts w:ascii="Arial" w:cs="Arial" w:eastAsia="Arial" w:hAnsi="Arial"/>
@@ -2201,7 +2201,7 @@
               <w:spacing w:after="40" w:before="0"/>
               <w:jc w:val="left"/>
             </w:pPr>
-            <w:del w:id="9039" w:author="Claude (AI) - proposed" w:date="2026-10-15T20:14:20Z">
+            <w:del w:id="9039" w:author="Claude (AI) - proposed" w:date="2026-10-18T00:27:48Z">
               <w:r>
                 <w:rPr>
                   <w:rFonts w:ascii="Arial" w:cs="Arial" w:eastAsia="Arial" w:hAnsi="Arial"/>
@@ -2216,7 +2216,7 @@
                 <w:delText xml:space="preserve">Working</w:delText>
               </w:r>
             </w:del>
-            <w:ins w:id="9040" w:author="Claude (AI) - proposed" w:date="2026-10-15T20:14:20Z">
+            <w:ins w:id="9040" w:author="Claude (AI) - proposed" w:date="2026-10-18T00:27:48Z">
               <w:r>
                 <w:rPr>
                   <w:rFonts w:ascii="Arial" w:cs="Arial" w:eastAsia="Arial" w:hAnsi="Arial"/>
@@ -2264,7 +2264,7 @@
               <w:spacing w:after="40" w:before="0"/>
               <w:jc w:val="left"/>
             </w:pPr>
-            <w:del w:id="9041" w:author="Claude (AI) - proposed" w:date="2026-10-15T20:14:20Z">
+            <w:del w:id="9041" w:author="Claude (AI) - proposed" w:date="2026-10-18T00:27:48Z">
               <w:r>
                 <w:rPr>
                   <w:rFonts w:ascii="Arial" w:cs="Arial" w:eastAsia="Arial" w:hAnsi="Arial"/>
@@ -2279,7 +2279,7 @@
                 <w:delText xml:space="preserve">Working</w:delText>
               </w:r>
             </w:del>
-            <w:ins w:id="9042" w:author="Claude (AI) - proposed" w:date="2026-10-15T20:14:20Z">
+            <w:ins w:id="9042" w:author="Claude (AI) - proposed" w:date="2026-10-18T00:27:48Z">
               <w:r>
                 <w:rPr>
                   <w:rFonts w:ascii="Arial" w:cs="Arial" w:eastAsia="Arial" w:hAnsi="Arial"/>
@@ -2362,7 +2362,7 @@
               <w:spacing w:after="40" w:before="0"/>
               <w:jc w:val="left"/>
             </w:pPr>
-            <w:del w:id="9043" w:author="Claude (AI) - proposed" w:date="2026-10-15T20:14:20Z">
+            <w:del w:id="9043" w:author="Claude (AI) - proposed" w:date="2026-10-18T00:27:48Z">
               <w:r>
                 <w:rPr>
                   <w:rFonts w:ascii="Arial" w:cs="Arial" w:eastAsia="Arial" w:hAnsi="Arial"/>
@@ -2377,7 +2377,7 @@
                 <w:delText xml:space="preserve">Clearly</w:delText>
               </w:r>
             </w:del>
-            <w:ins w:id="9044" w:author="Claude (AI) - proposed" w:date="2026-10-15T20:14:20Z">
+            <w:ins w:id="9044" w:author="Claude (AI) - proposed" w:date="2026-10-18T00:27:48Z">
               <w:r>
                 <w:rPr>
                   <w:rFonts w:ascii="Arial" w:cs="Arial" w:eastAsia="Arial" w:hAnsi="Arial"/>
@@ -2425,7 +2425,7 @@
               <w:spacing w:after="40" w:before="0"/>
               <w:jc w:val="left"/>
             </w:pPr>
-            <w:del w:id="9045" w:author="Claude (AI) - proposed" w:date="2026-10-15T20:14:20Z">
+            <w:del w:id="9045" w:author="Claude (AI) - proposed" w:date="2026-10-18T00:27:48Z">
               <w:r>
                 <w:rPr>
                   <w:rFonts w:ascii="Arial" w:cs="Arial" w:eastAsia="Arial" w:hAnsi="Arial"/>
@@ -2440,7 +2440,7 @@
                 <w:delText xml:space="preserve">Links</w:delText>
               </w:r>
             </w:del>
-            <w:ins w:id="9046" w:author="Claude (AI) - proposed" w:date="2026-10-15T20:14:20Z">
+            <w:ins w:id="9046" w:author="Claude (AI) - proposed" w:date="2026-10-18T00:27:48Z">
               <w:r>
                 <w:rPr>
                   <w:rFonts w:ascii="Arial" w:cs="Arial" w:eastAsia="Arial" w:hAnsi="Arial"/>
@@ -2488,7 +2488,7 @@
               <w:spacing w:after="40" w:before="0"/>
               <w:jc w:val="left"/>
             </w:pPr>
-            <w:del w:id="9047" w:author="Claude (AI) - proposed" w:date="2026-10-15T20:14:20Z">
+            <w:del w:id="9047" w:author="Claude (AI) - proposed" w:date="2026-10-18T00:27:48Z">
               <w:r>
                 <w:rPr>
                   <w:rFonts w:ascii="Arial" w:cs="Arial" w:eastAsia="Arial" w:hAnsi="Arial"/>
@@ -2503,7 +2503,7 @@
                 <w:delText xml:space="preserve">Little</w:delText>
               </w:r>
             </w:del>
-            <w:ins w:id="9048" w:author="Claude (AI) - proposed" w:date="2026-10-15T20:14:20Z">
+            <w:ins w:id="9048" w:author="Claude (AI) - proposed" w:date="2026-10-18T00:27:48Z">
               <w:r>
                 <w:rPr>
                   <w:rFonts w:ascii="Arial" w:cs="Arial" w:eastAsia="Arial" w:hAnsi="Arial"/>
@@ -2653,7 +2653,7 @@
         </w:rPr>
         <w:t xml:space="preserve">© 2026 SeaVuria and ARES. This work is licensed under a </w:t>
       </w:r>
-      <w:hyperlink w:history="1" r:id="rId5wju1snq8jec4_qk7nsv6">
+      <w:hyperlink w:history="1" r:id="rIdyvz1crlnmfw0snhzbqxaj">
         <w:r>
           <w:rPr>
             <w:rFonts w:ascii="Arial" w:cs="Arial" w:eastAsia="Arial" w:hAnsi="Arial"/>
@@ -2673,7 +2673,7 @@
         </w:rPr>
         <w:t xml:space="preserve"> (</w:t>
       </w:r>
-      <w:hyperlink w:history="1" r:id="rIdntucd_gdeq9tzdi3ikz92">
+      <w:hyperlink w:history="1" r:id="rIde72mur4nvn-zhilycyy2t">
         <w:r>
           <w:rPr>
             <w:rFonts w:ascii="Arial" w:cs="Arial" w:eastAsia="Arial" w:hAnsi="Arial"/>
@@ -2693,7 +2693,7 @@
         </w:rPr>
         <w:t xml:space="preserve">). To view a copy of this license, visit </w:t>
       </w:r>
-      <w:hyperlink w:history="1" r:id="rIdv-esaks6ld60-f4hiwr0g">
+      <w:hyperlink w:history="1" r:id="rIdtvpdi-yzooq7jlgk-9s1z">
         <w:r>
           <w:rPr>
             <w:rFonts w:ascii="Arial" w:cs="Arial" w:eastAsia="Arial" w:hAnsi="Arial"/>
